--- a/Volume 1/Chapter 09 - Memory Management/SPA_Vol1_Ch9_Lesson9_7a_Python_Memory_EXTENDED.docx
+++ b/Volume 1/Chapter 09 - Memory Management/SPA_Vol1_Ch9_Lesson9_7a_Python_Memory_EXTENDED.docx
@@ -522,6 +522,7 @@
         <w:pStyle w:val="ListBullet"/>
       </w:pPr>
       <w:r>
+        <w:lastRenderedPageBreak/>
         <w:t>How the references end is each language's own line or lines: Assembly frees once and clears both locals, as C does; Rust's Basic block ends and its Production-Minded version counts and drops Rc owners; Erlang prints none, because nothing is released; Solidity's call ends.</w:t>
       </w:r>
     </w:p>
@@ -931,7 +932,7 @@
         <w:keepNext/>
       </w:pPr>
       <w:r>
-        <w:t>[profile.default]</w:t>
+        <w:t>[profile.default]  # Remember, the settings forge uses by default.</w:t>
       </w:r>
     </w:p>
     <w:p>
@@ -1420,6 +1421,7 @@
         <w:pStyle w:val="SourceCode"/>
       </w:pPr>
       <w:r>
+        <w:lastRenderedPageBreak/>
         <w:t>RECORD_SIZE             equ 40</w:t>
       </w:r>
     </w:p>
@@ -14706,31 +14708,31 @@
       </w:rPr>
     </w:lvl>
   </w:abstractNum>
-  <w:num w:numId="1" w16cid:durableId="1365867701">
+  <w:num w:numId="1" w16cid:durableId="1272472638">
     <w:abstractNumId w:val="8"/>
   </w:num>
-  <w:num w:numId="2" w16cid:durableId="737167121">
+  <w:num w:numId="2" w16cid:durableId="1919830395">
     <w:abstractNumId w:val="6"/>
   </w:num>
-  <w:num w:numId="3" w16cid:durableId="861361248">
+  <w:num w:numId="3" w16cid:durableId="265582973">
     <w:abstractNumId w:val="5"/>
   </w:num>
-  <w:num w:numId="4" w16cid:durableId="1177619712">
+  <w:num w:numId="4" w16cid:durableId="1970696892">
     <w:abstractNumId w:val="4"/>
   </w:num>
-  <w:num w:numId="5" w16cid:durableId="1481119608">
+  <w:num w:numId="5" w16cid:durableId="1080717437">
     <w:abstractNumId w:val="7"/>
   </w:num>
-  <w:num w:numId="6" w16cid:durableId="76556904">
+  <w:num w:numId="6" w16cid:durableId="1681083200">
     <w:abstractNumId w:val="3"/>
   </w:num>
-  <w:num w:numId="7" w16cid:durableId="487523894">
+  <w:num w:numId="7" w16cid:durableId="976187107">
     <w:abstractNumId w:val="2"/>
   </w:num>
-  <w:num w:numId="8" w16cid:durableId="1538812063">
+  <w:num w:numId="8" w16cid:durableId="1054350885">
     <w:abstractNumId w:val="1"/>
   </w:num>
-  <w:num w:numId="9" w16cid:durableId="1739085928">
+  <w:num w:numId="9" w16cid:durableId="14621051">
     <w:abstractNumId w:val="0"/>
   </w:num>
 </w:numbering>
